--- a/29. Matemática 4/Trabajo Práctico N° 6 (R).docx
+++ b/29. Matemática 4/Trabajo Práctico N° 6 (R).docx
@@ -55,6 +55,14 @@
           <w:b/>
           <w:sz w:val="32"/>
         </w:rPr>
+        <w:t>Aritmética Modular</w:t>
+      </w:r>
+      <w:r>
+        <w:rPr>
+          <w:rFonts w:ascii="Times New Roman" w:hAnsi="Times New Roman" w:cs="Times New Roman"/>
+          <w:b/>
+          <w:sz w:val="32"/>
+        </w:rPr>
         <w:t>.</w:t>
       </w:r>
     </w:p>
@@ -85,6 +93,944 @@
           <w:u w:val="single"/>
         </w:rPr>
         <w:t>Ejercicio 1.</w:t>
+      </w:r>
+    </w:p>
+    <w:p>
+      <w:pPr>
+        <w:rPr>
+          <w:rFonts w:ascii="Times New Roman" w:hAnsi="Times New Roman" w:cs="Times New Roman"/>
+          <w:bCs/>
+          <w:sz w:val="24"/>
+        </w:rPr>
+      </w:pPr>
+    </w:p>
+    <w:p>
+      <w:pPr>
+        <w:rPr>
+          <w:rFonts w:ascii="Times New Roman" w:hAnsi="Times New Roman" w:cs="Times New Roman"/>
+          <w:bCs/>
+          <w:sz w:val="24"/>
+        </w:rPr>
+      </w:pPr>
+      <w:r>
+        <w:rPr>
+          <w:rFonts w:ascii="Times New Roman" w:hAnsi="Times New Roman" w:cs="Times New Roman"/>
+          <w:bCs/>
+          <w:sz w:val="24"/>
+        </w:rPr>
+        <w:br w:type="page"/>
+      </w:r>
+    </w:p>
+    <w:p>
+      <w:pPr>
+        <w:rPr>
+          <w:rFonts w:ascii="Times New Roman" w:hAnsi="Times New Roman" w:cs="Times New Roman"/>
+          <w:bCs/>
+          <w:sz w:val="28"/>
+          <w:szCs w:val="24"/>
+        </w:rPr>
+      </w:pPr>
+      <w:r>
+        <w:rPr>
+          <w:rFonts w:ascii="Times New Roman" w:hAnsi="Times New Roman" w:cs="Times New Roman"/>
+          <w:b/>
+          <w:sz w:val="28"/>
+          <w:szCs w:val="24"/>
+          <w:u w:val="single"/>
+        </w:rPr>
+        <w:lastRenderedPageBreak/>
+        <w:t xml:space="preserve">Ejercicio </w:t>
+      </w:r>
+      <w:r>
+        <w:rPr>
+          <w:rFonts w:ascii="Times New Roman" w:hAnsi="Times New Roman" w:cs="Times New Roman"/>
+          <w:b/>
+          <w:sz w:val="28"/>
+          <w:szCs w:val="24"/>
+          <w:u w:val="single"/>
+        </w:rPr>
+        <w:t>2</w:t>
+      </w:r>
+      <w:r>
+        <w:rPr>
+          <w:rFonts w:ascii="Times New Roman" w:hAnsi="Times New Roman" w:cs="Times New Roman"/>
+          <w:b/>
+          <w:sz w:val="28"/>
+          <w:szCs w:val="24"/>
+          <w:u w:val="single"/>
+        </w:rPr>
+        <w:t>.</w:t>
+      </w:r>
+    </w:p>
+    <w:p>
+      <w:pPr>
+        <w:rPr>
+          <w:rFonts w:ascii="Times New Roman" w:hAnsi="Times New Roman" w:cs="Times New Roman"/>
+          <w:bCs/>
+          <w:sz w:val="24"/>
+        </w:rPr>
+      </w:pPr>
+    </w:p>
+    <w:p>
+      <w:pPr>
+        <w:rPr>
+          <w:rFonts w:ascii="Times New Roman" w:hAnsi="Times New Roman" w:cs="Times New Roman"/>
+          <w:bCs/>
+          <w:sz w:val="24"/>
+        </w:rPr>
+      </w:pPr>
+      <w:r>
+        <w:rPr>
+          <w:rFonts w:ascii="Times New Roman" w:hAnsi="Times New Roman" w:cs="Times New Roman"/>
+          <w:bCs/>
+          <w:sz w:val="24"/>
+        </w:rPr>
+        <w:br w:type="page"/>
+      </w:r>
+    </w:p>
+    <w:p>
+      <w:pPr>
+        <w:rPr>
+          <w:rFonts w:ascii="Times New Roman" w:hAnsi="Times New Roman" w:cs="Times New Roman"/>
+          <w:bCs/>
+          <w:sz w:val="28"/>
+          <w:szCs w:val="24"/>
+        </w:rPr>
+      </w:pPr>
+      <w:r>
+        <w:rPr>
+          <w:rFonts w:ascii="Times New Roman" w:hAnsi="Times New Roman" w:cs="Times New Roman"/>
+          <w:b/>
+          <w:sz w:val="28"/>
+          <w:szCs w:val="24"/>
+          <w:u w:val="single"/>
+        </w:rPr>
+        <w:lastRenderedPageBreak/>
+        <w:t xml:space="preserve">Ejercicio </w:t>
+      </w:r>
+      <w:r>
+        <w:rPr>
+          <w:rFonts w:ascii="Times New Roman" w:hAnsi="Times New Roman" w:cs="Times New Roman"/>
+          <w:b/>
+          <w:sz w:val="28"/>
+          <w:szCs w:val="24"/>
+          <w:u w:val="single"/>
+        </w:rPr>
+        <w:t>3</w:t>
+      </w:r>
+      <w:r>
+        <w:rPr>
+          <w:rFonts w:ascii="Times New Roman" w:hAnsi="Times New Roman" w:cs="Times New Roman"/>
+          <w:b/>
+          <w:sz w:val="28"/>
+          <w:szCs w:val="24"/>
+          <w:u w:val="single"/>
+        </w:rPr>
+        <w:t>.</w:t>
+      </w:r>
+    </w:p>
+    <w:p>
+      <w:pPr>
+        <w:rPr>
+          <w:rFonts w:ascii="Times New Roman" w:hAnsi="Times New Roman" w:cs="Times New Roman"/>
+          <w:bCs/>
+          <w:sz w:val="24"/>
+        </w:rPr>
+      </w:pPr>
+    </w:p>
+    <w:p>
+      <w:pPr>
+        <w:rPr>
+          <w:rFonts w:ascii="Times New Roman" w:hAnsi="Times New Roman" w:cs="Times New Roman"/>
+          <w:bCs/>
+          <w:sz w:val="24"/>
+        </w:rPr>
+      </w:pPr>
+      <w:r>
+        <w:rPr>
+          <w:rFonts w:ascii="Times New Roman" w:hAnsi="Times New Roman" w:cs="Times New Roman"/>
+          <w:bCs/>
+          <w:sz w:val="24"/>
+        </w:rPr>
+        <w:br w:type="page"/>
+      </w:r>
+    </w:p>
+    <w:p>
+      <w:pPr>
+        <w:rPr>
+          <w:rFonts w:ascii="Times New Roman" w:hAnsi="Times New Roman" w:cs="Times New Roman"/>
+          <w:bCs/>
+          <w:sz w:val="28"/>
+          <w:szCs w:val="24"/>
+        </w:rPr>
+      </w:pPr>
+      <w:r>
+        <w:rPr>
+          <w:rFonts w:ascii="Times New Roman" w:hAnsi="Times New Roman" w:cs="Times New Roman"/>
+          <w:b/>
+          <w:sz w:val="28"/>
+          <w:szCs w:val="24"/>
+          <w:u w:val="single"/>
+        </w:rPr>
+        <w:lastRenderedPageBreak/>
+        <w:t xml:space="preserve">Ejercicio </w:t>
+      </w:r>
+      <w:r>
+        <w:rPr>
+          <w:rFonts w:ascii="Times New Roman" w:hAnsi="Times New Roman" w:cs="Times New Roman"/>
+          <w:b/>
+          <w:sz w:val="28"/>
+          <w:szCs w:val="24"/>
+          <w:u w:val="single"/>
+        </w:rPr>
+        <w:t>4</w:t>
+      </w:r>
+      <w:r>
+        <w:rPr>
+          <w:rFonts w:ascii="Times New Roman" w:hAnsi="Times New Roman" w:cs="Times New Roman"/>
+          <w:b/>
+          <w:sz w:val="28"/>
+          <w:szCs w:val="24"/>
+          <w:u w:val="single"/>
+        </w:rPr>
+        <w:t>.</w:t>
+      </w:r>
+    </w:p>
+    <w:p>
+      <w:pPr>
+        <w:rPr>
+          <w:rFonts w:ascii="Times New Roman" w:hAnsi="Times New Roman" w:cs="Times New Roman"/>
+          <w:bCs/>
+          <w:sz w:val="24"/>
+        </w:rPr>
+      </w:pPr>
+    </w:p>
+    <w:p>
+      <w:pPr>
+        <w:rPr>
+          <w:rFonts w:ascii="Times New Roman" w:hAnsi="Times New Roman" w:cs="Times New Roman"/>
+          <w:bCs/>
+          <w:sz w:val="24"/>
+        </w:rPr>
+      </w:pPr>
+      <w:r>
+        <w:rPr>
+          <w:rFonts w:ascii="Times New Roman" w:hAnsi="Times New Roman" w:cs="Times New Roman"/>
+          <w:bCs/>
+          <w:sz w:val="24"/>
+        </w:rPr>
+        <w:br w:type="page"/>
+      </w:r>
+    </w:p>
+    <w:p>
+      <w:pPr>
+        <w:rPr>
+          <w:rFonts w:ascii="Times New Roman" w:hAnsi="Times New Roman" w:cs="Times New Roman"/>
+          <w:bCs/>
+          <w:sz w:val="28"/>
+          <w:szCs w:val="24"/>
+        </w:rPr>
+      </w:pPr>
+      <w:r>
+        <w:rPr>
+          <w:rFonts w:ascii="Times New Roman" w:hAnsi="Times New Roman" w:cs="Times New Roman"/>
+          <w:b/>
+          <w:sz w:val="28"/>
+          <w:szCs w:val="24"/>
+          <w:u w:val="single"/>
+        </w:rPr>
+        <w:lastRenderedPageBreak/>
+        <w:t xml:space="preserve">Ejercicio </w:t>
+      </w:r>
+      <w:r>
+        <w:rPr>
+          <w:rFonts w:ascii="Times New Roman" w:hAnsi="Times New Roman" w:cs="Times New Roman"/>
+          <w:b/>
+          <w:sz w:val="28"/>
+          <w:szCs w:val="24"/>
+          <w:u w:val="single"/>
+        </w:rPr>
+        <w:t>5</w:t>
+      </w:r>
+      <w:r>
+        <w:rPr>
+          <w:rFonts w:ascii="Times New Roman" w:hAnsi="Times New Roman" w:cs="Times New Roman"/>
+          <w:b/>
+          <w:sz w:val="28"/>
+          <w:szCs w:val="24"/>
+          <w:u w:val="single"/>
+        </w:rPr>
+        <w:t>.</w:t>
+      </w:r>
+    </w:p>
+    <w:p>
+      <w:pPr>
+        <w:rPr>
+          <w:rFonts w:ascii="Times New Roman" w:hAnsi="Times New Roman" w:cs="Times New Roman"/>
+          <w:bCs/>
+          <w:sz w:val="24"/>
+        </w:rPr>
+      </w:pPr>
+    </w:p>
+    <w:p>
+      <w:pPr>
+        <w:rPr>
+          <w:rFonts w:ascii="Times New Roman" w:hAnsi="Times New Roman" w:cs="Times New Roman"/>
+          <w:bCs/>
+          <w:sz w:val="24"/>
+        </w:rPr>
+      </w:pPr>
+      <w:r>
+        <w:rPr>
+          <w:rFonts w:ascii="Times New Roman" w:hAnsi="Times New Roman" w:cs="Times New Roman"/>
+          <w:bCs/>
+          <w:sz w:val="24"/>
+        </w:rPr>
+        <w:br w:type="page"/>
+      </w:r>
+    </w:p>
+    <w:p>
+      <w:pPr>
+        <w:rPr>
+          <w:rFonts w:ascii="Times New Roman" w:hAnsi="Times New Roman" w:cs="Times New Roman"/>
+          <w:bCs/>
+          <w:sz w:val="28"/>
+          <w:szCs w:val="24"/>
+        </w:rPr>
+      </w:pPr>
+      <w:r>
+        <w:rPr>
+          <w:rFonts w:ascii="Times New Roman" w:hAnsi="Times New Roman" w:cs="Times New Roman"/>
+          <w:b/>
+          <w:sz w:val="28"/>
+          <w:szCs w:val="24"/>
+          <w:u w:val="single"/>
+        </w:rPr>
+        <w:lastRenderedPageBreak/>
+        <w:t xml:space="preserve">Ejercicio </w:t>
+      </w:r>
+      <w:r>
+        <w:rPr>
+          <w:rFonts w:ascii="Times New Roman" w:hAnsi="Times New Roman" w:cs="Times New Roman"/>
+          <w:b/>
+          <w:sz w:val="28"/>
+          <w:szCs w:val="24"/>
+          <w:u w:val="single"/>
+        </w:rPr>
+        <w:t>6</w:t>
+      </w:r>
+      <w:r>
+        <w:rPr>
+          <w:rFonts w:ascii="Times New Roman" w:hAnsi="Times New Roman" w:cs="Times New Roman"/>
+          <w:b/>
+          <w:sz w:val="28"/>
+          <w:szCs w:val="24"/>
+          <w:u w:val="single"/>
+        </w:rPr>
+        <w:t>.</w:t>
+      </w:r>
+    </w:p>
+    <w:p>
+      <w:pPr>
+        <w:rPr>
+          <w:rFonts w:ascii="Times New Roman" w:hAnsi="Times New Roman" w:cs="Times New Roman"/>
+          <w:bCs/>
+          <w:sz w:val="24"/>
+        </w:rPr>
+      </w:pPr>
+    </w:p>
+    <w:p>
+      <w:pPr>
+        <w:rPr>
+          <w:rFonts w:ascii="Times New Roman" w:hAnsi="Times New Roman" w:cs="Times New Roman"/>
+          <w:bCs/>
+          <w:sz w:val="24"/>
+        </w:rPr>
+      </w:pPr>
+      <w:r>
+        <w:rPr>
+          <w:rFonts w:ascii="Times New Roman" w:hAnsi="Times New Roman" w:cs="Times New Roman"/>
+          <w:bCs/>
+          <w:sz w:val="24"/>
+        </w:rPr>
+        <w:br w:type="page"/>
+      </w:r>
+    </w:p>
+    <w:p>
+      <w:pPr>
+        <w:rPr>
+          <w:rFonts w:ascii="Times New Roman" w:hAnsi="Times New Roman" w:cs="Times New Roman"/>
+          <w:bCs/>
+          <w:sz w:val="28"/>
+          <w:szCs w:val="24"/>
+        </w:rPr>
+      </w:pPr>
+      <w:r>
+        <w:rPr>
+          <w:rFonts w:ascii="Times New Roman" w:hAnsi="Times New Roman" w:cs="Times New Roman"/>
+          <w:b/>
+          <w:sz w:val="28"/>
+          <w:szCs w:val="24"/>
+          <w:u w:val="single"/>
+        </w:rPr>
+        <w:lastRenderedPageBreak/>
+        <w:t xml:space="preserve">Ejercicio </w:t>
+      </w:r>
+      <w:r>
+        <w:rPr>
+          <w:rFonts w:ascii="Times New Roman" w:hAnsi="Times New Roman" w:cs="Times New Roman"/>
+          <w:b/>
+          <w:sz w:val="28"/>
+          <w:szCs w:val="24"/>
+          <w:u w:val="single"/>
+        </w:rPr>
+        <w:t>7</w:t>
+      </w:r>
+      <w:r>
+        <w:rPr>
+          <w:rFonts w:ascii="Times New Roman" w:hAnsi="Times New Roman" w:cs="Times New Roman"/>
+          <w:b/>
+          <w:sz w:val="28"/>
+          <w:szCs w:val="24"/>
+          <w:u w:val="single"/>
+        </w:rPr>
+        <w:t>.</w:t>
+      </w:r>
+    </w:p>
+    <w:p>
+      <w:pPr>
+        <w:rPr>
+          <w:rFonts w:ascii="Times New Roman" w:hAnsi="Times New Roman" w:cs="Times New Roman"/>
+          <w:bCs/>
+          <w:sz w:val="24"/>
+        </w:rPr>
+      </w:pPr>
+    </w:p>
+    <w:p>
+      <w:pPr>
+        <w:rPr>
+          <w:rFonts w:ascii="Times New Roman" w:hAnsi="Times New Roman" w:cs="Times New Roman"/>
+          <w:bCs/>
+          <w:sz w:val="24"/>
+        </w:rPr>
+      </w:pPr>
+      <w:r>
+        <w:rPr>
+          <w:rFonts w:ascii="Times New Roman" w:hAnsi="Times New Roman" w:cs="Times New Roman"/>
+          <w:bCs/>
+          <w:sz w:val="24"/>
+        </w:rPr>
+        <w:br w:type="page"/>
+      </w:r>
+    </w:p>
+    <w:p>
+      <w:pPr>
+        <w:rPr>
+          <w:rFonts w:ascii="Times New Roman" w:hAnsi="Times New Roman" w:cs="Times New Roman"/>
+          <w:bCs/>
+          <w:sz w:val="28"/>
+          <w:szCs w:val="24"/>
+        </w:rPr>
+      </w:pPr>
+      <w:r>
+        <w:rPr>
+          <w:rFonts w:ascii="Times New Roman" w:hAnsi="Times New Roman" w:cs="Times New Roman"/>
+          <w:b/>
+          <w:sz w:val="28"/>
+          <w:szCs w:val="24"/>
+          <w:u w:val="single"/>
+        </w:rPr>
+        <w:lastRenderedPageBreak/>
+        <w:t xml:space="preserve">Ejercicio </w:t>
+      </w:r>
+      <w:r>
+        <w:rPr>
+          <w:rFonts w:ascii="Times New Roman" w:hAnsi="Times New Roman" w:cs="Times New Roman"/>
+          <w:b/>
+          <w:sz w:val="28"/>
+          <w:szCs w:val="24"/>
+          <w:u w:val="single"/>
+        </w:rPr>
+        <w:t>8</w:t>
+      </w:r>
+      <w:r>
+        <w:rPr>
+          <w:rFonts w:ascii="Times New Roman" w:hAnsi="Times New Roman" w:cs="Times New Roman"/>
+          <w:b/>
+          <w:sz w:val="28"/>
+          <w:szCs w:val="24"/>
+          <w:u w:val="single"/>
+        </w:rPr>
+        <w:t>.</w:t>
+      </w:r>
+    </w:p>
+    <w:p>
+      <w:pPr>
+        <w:rPr>
+          <w:rFonts w:ascii="Times New Roman" w:hAnsi="Times New Roman" w:cs="Times New Roman"/>
+          <w:bCs/>
+          <w:sz w:val="24"/>
+        </w:rPr>
+      </w:pPr>
+    </w:p>
+    <w:p>
+      <w:pPr>
+        <w:rPr>
+          <w:rFonts w:ascii="Times New Roman" w:hAnsi="Times New Roman" w:cs="Times New Roman"/>
+          <w:bCs/>
+          <w:sz w:val="24"/>
+        </w:rPr>
+      </w:pPr>
+      <w:r>
+        <w:rPr>
+          <w:rFonts w:ascii="Times New Roman" w:hAnsi="Times New Roman" w:cs="Times New Roman"/>
+          <w:bCs/>
+          <w:sz w:val="24"/>
+        </w:rPr>
+        <w:br w:type="page"/>
+      </w:r>
+    </w:p>
+    <w:p>
+      <w:pPr>
+        <w:rPr>
+          <w:rFonts w:ascii="Times New Roman" w:hAnsi="Times New Roman" w:cs="Times New Roman"/>
+          <w:bCs/>
+          <w:sz w:val="28"/>
+          <w:szCs w:val="24"/>
+        </w:rPr>
+      </w:pPr>
+      <w:r>
+        <w:rPr>
+          <w:rFonts w:ascii="Times New Roman" w:hAnsi="Times New Roman" w:cs="Times New Roman"/>
+          <w:b/>
+          <w:sz w:val="28"/>
+          <w:szCs w:val="24"/>
+          <w:u w:val="single"/>
+        </w:rPr>
+        <w:lastRenderedPageBreak/>
+        <w:t xml:space="preserve">Ejercicio </w:t>
+      </w:r>
+      <w:r>
+        <w:rPr>
+          <w:rFonts w:ascii="Times New Roman" w:hAnsi="Times New Roman" w:cs="Times New Roman"/>
+          <w:b/>
+          <w:sz w:val="28"/>
+          <w:szCs w:val="24"/>
+          <w:u w:val="single"/>
+        </w:rPr>
+        <w:t>9</w:t>
+      </w:r>
+      <w:r>
+        <w:rPr>
+          <w:rFonts w:ascii="Times New Roman" w:hAnsi="Times New Roman" w:cs="Times New Roman"/>
+          <w:b/>
+          <w:sz w:val="28"/>
+          <w:szCs w:val="24"/>
+          <w:u w:val="single"/>
+        </w:rPr>
+        <w:t>.</w:t>
+      </w:r>
+    </w:p>
+    <w:p>
+      <w:pPr>
+        <w:rPr>
+          <w:rFonts w:ascii="Times New Roman" w:hAnsi="Times New Roman" w:cs="Times New Roman"/>
+          <w:bCs/>
+          <w:sz w:val="24"/>
+        </w:rPr>
+      </w:pPr>
+    </w:p>
+    <w:p>
+      <w:pPr>
+        <w:rPr>
+          <w:rFonts w:ascii="Times New Roman" w:hAnsi="Times New Roman" w:cs="Times New Roman"/>
+          <w:bCs/>
+          <w:sz w:val="24"/>
+        </w:rPr>
+      </w:pPr>
+      <w:r>
+        <w:rPr>
+          <w:rFonts w:ascii="Times New Roman" w:hAnsi="Times New Roman" w:cs="Times New Roman"/>
+          <w:bCs/>
+          <w:sz w:val="24"/>
+        </w:rPr>
+        <w:br w:type="page"/>
+      </w:r>
+    </w:p>
+    <w:p>
+      <w:pPr>
+        <w:rPr>
+          <w:rFonts w:ascii="Times New Roman" w:hAnsi="Times New Roman" w:cs="Times New Roman"/>
+          <w:bCs/>
+          <w:sz w:val="28"/>
+          <w:szCs w:val="24"/>
+        </w:rPr>
+      </w:pPr>
+      <w:r>
+        <w:rPr>
+          <w:rFonts w:ascii="Times New Roman" w:hAnsi="Times New Roman" w:cs="Times New Roman"/>
+          <w:b/>
+          <w:sz w:val="28"/>
+          <w:szCs w:val="24"/>
+          <w:u w:val="single"/>
+        </w:rPr>
+        <w:lastRenderedPageBreak/>
+        <w:t>Ejercicio 1</w:t>
+      </w:r>
+      <w:r>
+        <w:rPr>
+          <w:rFonts w:ascii="Times New Roman" w:hAnsi="Times New Roman" w:cs="Times New Roman"/>
+          <w:b/>
+          <w:sz w:val="28"/>
+          <w:szCs w:val="24"/>
+          <w:u w:val="single"/>
+        </w:rPr>
+        <w:t>0</w:t>
+      </w:r>
+      <w:r>
+        <w:rPr>
+          <w:rFonts w:ascii="Times New Roman" w:hAnsi="Times New Roman" w:cs="Times New Roman"/>
+          <w:b/>
+          <w:sz w:val="28"/>
+          <w:szCs w:val="24"/>
+          <w:u w:val="single"/>
+        </w:rPr>
+        <w:t>.</w:t>
+      </w:r>
+    </w:p>
+    <w:p>
+      <w:pPr>
+        <w:rPr>
+          <w:rFonts w:ascii="Times New Roman" w:hAnsi="Times New Roman" w:cs="Times New Roman"/>
+          <w:bCs/>
+          <w:sz w:val="24"/>
+        </w:rPr>
+      </w:pPr>
+    </w:p>
+    <w:p>
+      <w:pPr>
+        <w:rPr>
+          <w:rFonts w:ascii="Times New Roman" w:hAnsi="Times New Roman" w:cs="Times New Roman"/>
+          <w:bCs/>
+          <w:sz w:val="24"/>
+        </w:rPr>
+      </w:pPr>
+      <w:r>
+        <w:rPr>
+          <w:rFonts w:ascii="Times New Roman" w:hAnsi="Times New Roman" w:cs="Times New Roman"/>
+          <w:bCs/>
+          <w:sz w:val="24"/>
+        </w:rPr>
+        <w:br w:type="page"/>
+      </w:r>
+    </w:p>
+    <w:p>
+      <w:pPr>
+        <w:rPr>
+          <w:rFonts w:ascii="Times New Roman" w:hAnsi="Times New Roman" w:cs="Times New Roman"/>
+          <w:bCs/>
+          <w:sz w:val="28"/>
+          <w:szCs w:val="24"/>
+        </w:rPr>
+      </w:pPr>
+      <w:r>
+        <w:rPr>
+          <w:rFonts w:ascii="Times New Roman" w:hAnsi="Times New Roman" w:cs="Times New Roman"/>
+          <w:b/>
+          <w:sz w:val="28"/>
+          <w:szCs w:val="24"/>
+          <w:u w:val="single"/>
+        </w:rPr>
+        <w:lastRenderedPageBreak/>
+        <w:t>Ejercicio 1</w:t>
+      </w:r>
+      <w:r>
+        <w:rPr>
+          <w:rFonts w:ascii="Times New Roman" w:hAnsi="Times New Roman" w:cs="Times New Roman"/>
+          <w:b/>
+          <w:sz w:val="28"/>
+          <w:szCs w:val="24"/>
+          <w:u w:val="single"/>
+        </w:rPr>
+        <w:t>1</w:t>
+      </w:r>
+      <w:r>
+        <w:rPr>
+          <w:rFonts w:ascii="Times New Roman" w:hAnsi="Times New Roman" w:cs="Times New Roman"/>
+          <w:b/>
+          <w:sz w:val="28"/>
+          <w:szCs w:val="24"/>
+          <w:u w:val="single"/>
+        </w:rPr>
+        <w:t>.</w:t>
+      </w:r>
+    </w:p>
+    <w:p>
+      <w:pPr>
+        <w:rPr>
+          <w:rFonts w:ascii="Times New Roman" w:hAnsi="Times New Roman" w:cs="Times New Roman"/>
+          <w:bCs/>
+          <w:sz w:val="24"/>
+        </w:rPr>
+      </w:pPr>
+    </w:p>
+    <w:p>
+      <w:pPr>
+        <w:rPr>
+          <w:rFonts w:ascii="Times New Roman" w:hAnsi="Times New Roman" w:cs="Times New Roman"/>
+          <w:bCs/>
+          <w:sz w:val="24"/>
+        </w:rPr>
+      </w:pPr>
+      <w:r>
+        <w:rPr>
+          <w:rFonts w:ascii="Times New Roman" w:hAnsi="Times New Roman" w:cs="Times New Roman"/>
+          <w:bCs/>
+          <w:sz w:val="24"/>
+        </w:rPr>
+        <w:br w:type="page"/>
+      </w:r>
+    </w:p>
+    <w:p>
+      <w:pPr>
+        <w:rPr>
+          <w:rFonts w:ascii="Times New Roman" w:hAnsi="Times New Roman" w:cs="Times New Roman"/>
+          <w:bCs/>
+          <w:sz w:val="28"/>
+          <w:szCs w:val="24"/>
+        </w:rPr>
+      </w:pPr>
+      <w:r>
+        <w:rPr>
+          <w:rFonts w:ascii="Times New Roman" w:hAnsi="Times New Roman" w:cs="Times New Roman"/>
+          <w:b/>
+          <w:sz w:val="28"/>
+          <w:szCs w:val="24"/>
+          <w:u w:val="single"/>
+        </w:rPr>
+        <w:lastRenderedPageBreak/>
+        <w:t>Ejercicio 1</w:t>
+      </w:r>
+      <w:r>
+        <w:rPr>
+          <w:rFonts w:ascii="Times New Roman" w:hAnsi="Times New Roman" w:cs="Times New Roman"/>
+          <w:b/>
+          <w:sz w:val="28"/>
+          <w:szCs w:val="24"/>
+          <w:u w:val="single"/>
+        </w:rPr>
+        <w:t>2</w:t>
+      </w:r>
+      <w:r>
+        <w:rPr>
+          <w:rFonts w:ascii="Times New Roman" w:hAnsi="Times New Roman" w:cs="Times New Roman"/>
+          <w:b/>
+          <w:sz w:val="28"/>
+          <w:szCs w:val="24"/>
+          <w:u w:val="single"/>
+        </w:rPr>
+        <w:t>.</w:t>
+      </w:r>
+    </w:p>
+    <w:p>
+      <w:pPr>
+        <w:rPr>
+          <w:rFonts w:ascii="Times New Roman" w:hAnsi="Times New Roman" w:cs="Times New Roman"/>
+          <w:bCs/>
+          <w:sz w:val="24"/>
+        </w:rPr>
+      </w:pPr>
+    </w:p>
+    <w:p>
+      <w:pPr>
+        <w:rPr>
+          <w:rFonts w:ascii="Times New Roman" w:hAnsi="Times New Roman" w:cs="Times New Roman"/>
+          <w:bCs/>
+          <w:sz w:val="24"/>
+        </w:rPr>
+      </w:pPr>
+      <w:r>
+        <w:rPr>
+          <w:rFonts w:ascii="Times New Roman" w:hAnsi="Times New Roman" w:cs="Times New Roman"/>
+          <w:bCs/>
+          <w:sz w:val="24"/>
+        </w:rPr>
+        <w:br w:type="page"/>
+      </w:r>
+    </w:p>
+    <w:p>
+      <w:pPr>
+        <w:rPr>
+          <w:rFonts w:ascii="Times New Roman" w:hAnsi="Times New Roman" w:cs="Times New Roman"/>
+          <w:bCs/>
+          <w:sz w:val="28"/>
+          <w:szCs w:val="24"/>
+        </w:rPr>
+      </w:pPr>
+      <w:r>
+        <w:rPr>
+          <w:rFonts w:ascii="Times New Roman" w:hAnsi="Times New Roman" w:cs="Times New Roman"/>
+          <w:b/>
+          <w:sz w:val="28"/>
+          <w:szCs w:val="24"/>
+          <w:u w:val="single"/>
+        </w:rPr>
+        <w:lastRenderedPageBreak/>
+        <w:t>Ejercicio 1</w:t>
+      </w:r>
+      <w:r>
+        <w:rPr>
+          <w:rFonts w:ascii="Times New Roman" w:hAnsi="Times New Roman" w:cs="Times New Roman"/>
+          <w:b/>
+          <w:sz w:val="28"/>
+          <w:szCs w:val="24"/>
+          <w:u w:val="single"/>
+        </w:rPr>
+        <w:t>3</w:t>
+      </w:r>
+      <w:r>
+        <w:rPr>
+          <w:rFonts w:ascii="Times New Roman" w:hAnsi="Times New Roman" w:cs="Times New Roman"/>
+          <w:b/>
+          <w:sz w:val="28"/>
+          <w:szCs w:val="24"/>
+          <w:u w:val="single"/>
+        </w:rPr>
+        <w:t>.</w:t>
+      </w:r>
+    </w:p>
+    <w:p>
+      <w:pPr>
+        <w:rPr>
+          <w:rFonts w:ascii="Times New Roman" w:hAnsi="Times New Roman" w:cs="Times New Roman"/>
+          <w:bCs/>
+          <w:sz w:val="24"/>
+        </w:rPr>
+      </w:pPr>
+    </w:p>
+    <w:p>
+      <w:pPr>
+        <w:rPr>
+          <w:rFonts w:ascii="Times New Roman" w:hAnsi="Times New Roman" w:cs="Times New Roman"/>
+          <w:bCs/>
+          <w:sz w:val="24"/>
+        </w:rPr>
+      </w:pPr>
+      <w:r>
+        <w:rPr>
+          <w:rFonts w:ascii="Times New Roman" w:hAnsi="Times New Roman" w:cs="Times New Roman"/>
+          <w:bCs/>
+          <w:sz w:val="24"/>
+        </w:rPr>
+        <w:br w:type="page"/>
+      </w:r>
+    </w:p>
+    <w:p>
+      <w:pPr>
+        <w:rPr>
+          <w:rFonts w:ascii="Times New Roman" w:hAnsi="Times New Roman" w:cs="Times New Roman"/>
+          <w:bCs/>
+          <w:sz w:val="28"/>
+          <w:szCs w:val="24"/>
+        </w:rPr>
+      </w:pPr>
+      <w:r>
+        <w:rPr>
+          <w:rFonts w:ascii="Times New Roman" w:hAnsi="Times New Roman" w:cs="Times New Roman"/>
+          <w:b/>
+          <w:sz w:val="28"/>
+          <w:szCs w:val="24"/>
+          <w:u w:val="single"/>
+        </w:rPr>
+        <w:lastRenderedPageBreak/>
+        <w:t>Ejercicio 1</w:t>
+      </w:r>
+      <w:r>
+        <w:rPr>
+          <w:rFonts w:ascii="Times New Roman" w:hAnsi="Times New Roman" w:cs="Times New Roman"/>
+          <w:b/>
+          <w:sz w:val="28"/>
+          <w:szCs w:val="24"/>
+          <w:u w:val="single"/>
+        </w:rPr>
+        <w:t>4</w:t>
+      </w:r>
+      <w:r>
+        <w:rPr>
+          <w:rFonts w:ascii="Times New Roman" w:hAnsi="Times New Roman" w:cs="Times New Roman"/>
+          <w:b/>
+          <w:sz w:val="28"/>
+          <w:szCs w:val="24"/>
+          <w:u w:val="single"/>
+        </w:rPr>
+        <w:t>.</w:t>
+      </w:r>
+    </w:p>
+    <w:p>
+      <w:pPr>
+        <w:rPr>
+          <w:rFonts w:ascii="Times New Roman" w:hAnsi="Times New Roman" w:cs="Times New Roman"/>
+          <w:bCs/>
+          <w:sz w:val="24"/>
+        </w:rPr>
+      </w:pPr>
+    </w:p>
+    <w:p>
+      <w:pPr>
+        <w:rPr>
+          <w:rFonts w:ascii="Times New Roman" w:hAnsi="Times New Roman" w:cs="Times New Roman"/>
+          <w:bCs/>
+          <w:sz w:val="24"/>
+        </w:rPr>
+      </w:pPr>
+      <w:r>
+        <w:rPr>
+          <w:rFonts w:ascii="Times New Roman" w:hAnsi="Times New Roman" w:cs="Times New Roman"/>
+          <w:bCs/>
+          <w:sz w:val="24"/>
+        </w:rPr>
+        <w:br w:type="page"/>
+      </w:r>
+    </w:p>
+    <w:p>
+      <w:pPr>
+        <w:rPr>
+          <w:rFonts w:ascii="Times New Roman" w:hAnsi="Times New Roman" w:cs="Times New Roman"/>
+          <w:bCs/>
+          <w:sz w:val="28"/>
+          <w:szCs w:val="24"/>
+        </w:rPr>
+      </w:pPr>
+      <w:r>
+        <w:rPr>
+          <w:rFonts w:ascii="Times New Roman" w:hAnsi="Times New Roman" w:cs="Times New Roman"/>
+          <w:b/>
+          <w:sz w:val="28"/>
+          <w:szCs w:val="24"/>
+          <w:u w:val="single"/>
+        </w:rPr>
+        <w:lastRenderedPageBreak/>
+        <w:t>Ejercicio 1</w:t>
+      </w:r>
+      <w:r>
+        <w:rPr>
+          <w:rFonts w:ascii="Times New Roman" w:hAnsi="Times New Roman" w:cs="Times New Roman"/>
+          <w:b/>
+          <w:sz w:val="28"/>
+          <w:szCs w:val="24"/>
+          <w:u w:val="single"/>
+        </w:rPr>
+        <w:t>5</w:t>
+      </w:r>
+      <w:r>
+        <w:rPr>
+          <w:rFonts w:ascii="Times New Roman" w:hAnsi="Times New Roman" w:cs="Times New Roman"/>
+          <w:b/>
+          <w:sz w:val="28"/>
+          <w:szCs w:val="24"/>
+          <w:u w:val="single"/>
+        </w:rPr>
+        <w:t>.</w:t>
       </w:r>
     </w:p>
     <w:p>
